--- a/examples/example_scientific_research.docx
+++ b/examples/example_scientific_research.docx
@@ -624,19 +624,6 @@
     </w:p>
     <w:p>
       <w:pPr>
-        <w:pStyle w:val="RISBullet"/>
-        <w:numPr>
-          <w:ilvl w:val="0"/>
-          <w:numId w:val="90"/>
-        </w:numPr>
-        <w:ind w:left="255" w:hanging="255"/>
-      </w:pPr>
-      <w:r>
-        <w:t>Authored standard operating procedures for pre-flight checks and calibration of upper-air instruments used across the division.</w:t>
-      </w:r>
-    </w:p>
-    <w:p>
-      <w:pPr>
         <w:pStyle w:val="RISChildTitle"/>
         <w:tabs>
           <w:tab w:pos="9628" w:val="right"/>
@@ -896,20 +883,6 @@
     </w:p>
     <w:p>
       <w:pPr>
-        <w:pStyle w:val="RISMeta"/>
-      </w:pPr>
-      <w:r>
-        <w:rPr>
-          <w:b/>
-        </w:rPr>
-        <w:t xml:space="preserve">Technologies: </w:t>
-      </w:r>
-      <w:r>
-        <w:t>NVIDIA Jetson Xavier NX, NVIDIA Jetson Orin Nano, PyTorch, TensorRT, ONNX, Docker, Structured pruning, Knowledge distillation, INT8 quantisation</w:t>
-      </w:r>
-    </w:p>
-    <w:p>
-      <w:pPr>
         <w:pStyle w:val="RISBullet"/>
         <w:numPr>
           <w:ilvl w:val="0"/>
@@ -919,19 +892,6 @@
       </w:pPr>
       <w:r>
         <w:t>Implemented structured channel pruning and knowledge distillation to shrink the super-resolution network for embedded deployment.</w:t>
-      </w:r>
-    </w:p>
-    <w:p>
-      <w:pPr>
-        <w:pStyle w:val="RISBullet"/>
-        <w:numPr>
-          <w:ilvl w:val="0"/>
-          <w:numId w:val="90"/>
-        </w:numPr>
-        <w:ind w:left="255" w:hanging="255"/>
-      </w:pPr>
-      <w:r>
-        <w:t>Converted models through ONNX to INT8 TensorRT engines, achieving 3.1× faster inference on Jetson Xavier NX.</w:t>
       </w:r>
     </w:p>
     <w:p>
@@ -1282,6 +1242,100 @@
         <w:rPr>
           <w:smallCaps/>
         </w:rPr>
+        <w:t>Certifications &amp; Training</w:t>
+      </w:r>
+    </w:p>
+    <w:p>
+      <w:pPr>
+        <w:pStyle w:val="Heading2"/>
+        <w:tabs>
+          <w:tab w:pos="9628" w:val="right"/>
+        </w:tabs>
+      </w:pPr>
+      <w:r>
+        <w:rPr>
+          <w:b/>
+        </w:rPr>
+        <w:t>Deep Learning for Edge Devices</w:t>
+      </w:r>
+      <w:r>
+        <w:tab/>
+      </w:r>
+      <w:r>
+        <w:t>Mar 2022</w:t>
+      </w:r>
+    </w:p>
+    <w:p>
+      <w:pPr>
+        <w:pStyle w:val="RISEntrySub"/>
+      </w:pPr>
+      <w:r>
+        <w:rPr>
+          <w:i/>
+        </w:rPr>
+        <w:t>Example Academy of Applied Computing</w:t>
+      </w:r>
+    </w:p>
+    <w:p>
+      <w:pPr>
+        <w:pStyle w:val="RISMeta"/>
+      </w:pPr>
+      <w:r>
+        <w:rPr>
+          <w:b/>
+        </w:rPr>
+        <w:t xml:space="preserve">Duration: </w:t>
+      </w:r>
+      <w:r>
+        <w:t>40 hours</w:t>
+      </w:r>
+    </w:p>
+    <w:p>
+      <w:pPr>
+        <w:pStyle w:val="RISMeta"/>
+      </w:pPr>
+      <w:r>
+        <w:rPr>
+          <w:b/>
+        </w:rPr>
+        <w:t xml:space="preserve">Credential: </w:t>
+      </w:r>
+      <w:r>
+        <w:t>EAAC-DL-0042</w:t>
+      </w:r>
+    </w:p>
+    <w:p>
+      <w:pPr>
+        <w:pStyle w:val="RISMeta"/>
+      </w:pPr>
+      <w:r>
+        <w:rPr>
+          <w:b/>
+        </w:rPr>
+        <w:t xml:space="preserve">Valid until: </w:t>
+      </w:r>
+      <w:r>
+        <w:t>Mar 2029</w:t>
+      </w:r>
+    </w:p>
+    <w:p>
+      <w:pPr>
+        <w:spacing w:before="0" w:after="0" w:lineRule="exact" w:line="70"/>
+      </w:pPr>
+      <w:r>
+        <w:rPr>
+          <w:sz w:val="2"/>
+        </w:rPr>
+      </w:r>
+    </w:p>
+    <w:p>
+      <w:pPr>
+        <w:pStyle w:val="Heading1"/>
+      </w:pPr>
+      <w:r>
+        <w:rPr>
+          <w:smallCaps/>
+        </w:rPr>
         <w:t>Technical Skills</w:t>
       </w:r>
     </w:p>
@@ -1343,36 +1397,6 @@
       </w:r>
       <w:r>
         <w:t>Image super-resolution, Object detection</w:t>
-      </w:r>
-    </w:p>
-    <w:p>
-      <w:pPr>
-        <w:pStyle w:val="RISBody"/>
-        <w:spacing w:after="21"/>
-      </w:pPr>
-      <w:r>
-        <w:rPr>
-          <w:b/>
-        </w:rPr>
-        <w:t xml:space="preserve">Drones &amp; UAV systems: </w:t>
-      </w:r>
-      <w:r>
-        <w:t>UAV payload integration</w:t>
-      </w:r>
-    </w:p>
-    <w:p>
-      <w:pPr>
-        <w:pStyle w:val="RISBody"/>
-        <w:spacing w:after="21"/>
-      </w:pPr>
-      <w:r>
-        <w:rPr>
-          <w:b/>
-        </w:rPr>
-        <w:t xml:space="preserve">Edge AI: </w:t>
-      </w:r>
-      <w:r>
-        <w:t>NVIDIA Jetson deployment</w:t>
       </w:r>
     </w:p>
     <w:p>

--- a/examples/example_scientific_research.docx
+++ b/examples/example_scientific_research.docx
@@ -1393,10 +1393,10 @@
         <w:rPr>
           <w:b/>
         </w:rPr>
-        <w:t xml:space="preserve">Computer vision: </w:t>
+        <w:t xml:space="preserve">Edge AI: </w:t>
       </w:r>
       <w:r>
-        <w:t>Image super-resolution, Object detection</w:t>
+        <w:t>NVIDIA Jetson deployment</w:t>
       </w:r>
     </w:p>
     <w:p>
